--- a/templates/office/Subcontract_외주_과업내용서_SOW.docx
+++ b/templates/office/Subcontract_외주_과업내용서_SOW.docx
@@ -3,100 +3,99 @@
 <w:document xmlns:wpc="http://schemas.microsoft.com/office/word/2010/wordprocessingCanvas" xmlns:mo="http://schemas.microsoft.com/office/mac/office/2008/main" xmlns:mc="http://schemas.openxmlformats.org/markup-compatibility/2006" xmlns:mv="urn:schemas-microsoft-com:mac:vml" xmlns:o="urn:schemas-microsoft-com:office:office" xmlns:r="http://schemas.openxmlformats.org/officeDocument/2006/relationships" xmlns:m="http://schemas.openxmlformats.org/officeDocument/2006/math" xmlns:v="urn:schemas-microsoft-com:vml" xmlns:wp14="http://schemas.microsoft.com/office/word/2010/wordprocessingDrawing" xmlns:wp="http://schemas.openxmlformats.org/drawingml/2006/wordprocessingDrawing" xmlns:w10="urn:schemas-microsoft-com:office:word" xmlns:w="http://schemas.openxmlformats.org/wordprocessingml/2006/main" xmlns:w14="http://schemas.microsoft.com/office/word/2010/wordml" xmlns:wpg="http://schemas.microsoft.com/office/word/2010/wordprocessingGroup" xmlns:wpi="http://schemas.microsoft.com/office/word/2010/wordprocessingInk" xmlns:wne="http://schemas.microsoft.com/office/word/2006/wordml" xmlns:wps="http://schemas.microsoft.com/office/word/2010/wordprocessingShape" mc:Ignorable="w14 wp14">
   <w:body>
     <w:p>
-      <w:pPr>
-        <w:jc w:val="center"/>
-      </w:pPr>
       <w:r>
         <w:rPr>
-          <w:rFonts w:ascii="Malgun Gothic" w:hAnsi="Malgun Gothic"/>
+          <w:rFonts w:ascii="맑은 고딕" w:hAnsi="맑은 고딕" w:eastAsia="맑은 고딕"/>
           <w:b/>
-          <w:color w:val="1E293B"/>
+          <w:color w:val="2563EB"/>
+          <w:sz w:val="17"/>
+        </w:rPr>
+        <w:t>[엠파시 엔터프라이즈 표준 사업관리 서식] 문서번호: EMP-DOC-S4 | 사업명: 한빛글로벌 SyncGuard AI 시스템 구축</w:t>
+      </w:r>
+    </w:p>
+    <w:p>
+      <w:r>
+        <w:rPr>
+          <w:rFonts w:ascii="맑은 고딕" w:hAnsi="맑은 고딕" w:eastAsia="맑은 고딕"/>
+          <w:b/>
+          <w:color w:val="0F172A"/>
           <w:sz w:val="36"/>
         </w:rPr>
         <w:t>외주 개발 과업내용서 (Statement of Work)</w:t>
       </w:r>
     </w:p>
     <w:p>
-      <w:pPr>
-        <w:jc w:val="center"/>
-      </w:pPr>
       <w:r>
         <w:rPr>
-          <w:rFonts w:ascii="Malgun Gothic" w:hAnsi="Malgun Gothic"/>
-          <w:color w:val="64748B"/>
+          <w:rFonts w:ascii="맑은 고딕" w:hAnsi="맑은 고딕" w:eastAsia="맑은 고딕"/>
+          <w:b w:val="0"/>
+          <w:color w:val="475569"/>
           <w:sz w:val="21"/>
         </w:rPr>
-        <w:t>외주 협력사 및 프리랜서 전담 개발 범위, 납기 및 수용 기준 명세서</w:t>
-      </w:r>
-    </w:p>
-    <w:p/>
-    <w:p>
-      <w:pPr>
-        <w:spacing w:before="160" w:after="80"/>
-      </w:pPr>
-      <w:r>
-        <w:rPr>
-          <w:rFonts w:ascii="Malgun Gothic" w:hAnsi="Malgun Gothic"/>
-          <w:b/>
-          <w:color w:val="2563EB"/>
-          <w:sz w:val="26"/>
-        </w:rPr>
-        <w:t>1. 과업 기본 개요</w:t>
+        <w:t>한빛글로벌 기간계(ProductLab·MarketingHub·HB-SSO) 연계 어댑터 및 일배치 동기화 모듈 상세 SOW</w:t>
       </w:r>
     </w:p>
     <w:tbl>
       <w:tblPr>
+        <w:tblStyle w:val="TableGrid"/>
         <w:tblW w:type="auto" w:w="0"/>
         <w:jc w:val="center"/>
-        <w:tblLayout w:type="autofit"/>
         <w:tblLook w:firstColumn="1" w:firstRow="1" w:lastColumn="0" w:lastRow="0" w:noHBand="0" w:noVBand="1" w:val="04A0"/>
       </w:tblPr>
       <w:tblGrid>
-        <w:gridCol w:w="4680"/>
-        <w:gridCol w:w="4680"/>
+        <w:gridCol w:w="4896"/>
+        <w:gridCol w:w="4896"/>
       </w:tblGrid>
       <w:tr>
         <w:tc>
           <w:tcPr>
-            <w:tcW w:type="dxa" w:w="4680"/>
+            <w:tcW w:type="dxa" w:w="4896"/>
+            <w:shd w:fill="1B365D"/>
             <w:tcMar>
-              <w:top w:w="100" w:type="dxa"/>
-              <w:bottom w:w="100" w:type="dxa"/>
-              <w:left w:w="130" w:type="dxa"/>
-              <w:right w:w="130" w:type="dxa"/>
+              <w:top w:w="110" w:type="dxa"/>
+              <w:bottom w:w="110" w:type="dxa"/>
+              <w:left w:w="140" w:type="dxa"/>
+              <w:right w:w="140" w:type="dxa"/>
             </w:tcMar>
-            <w:shd w:fill="1E293B"/>
           </w:tcPr>
           <w:p>
+            <w:pPr>
+              <w:jc w:val="center"/>
+            </w:pPr>
+            <w:r/>
             <w:r>
               <w:rPr>
-                <w:rFonts w:ascii="Malgun Gothic" w:hAnsi="Malgun Gothic"/>
+                <w:rFonts w:ascii="맑은 고딕" w:hAnsi="맑은 고딕" w:eastAsia="맑은 고딕"/>
                 <w:b/>
                 <w:color w:val="FFFFFF"/>
-                <w:sz w:val="18"/>
+                <w:sz w:val="19"/>
               </w:rPr>
-              <w:t>구분 항목</w:t>
+              <w:t>구분</w:t>
             </w:r>
           </w:p>
         </w:tc>
         <w:tc>
           <w:tcPr>
-            <w:tcW w:type="dxa" w:w="4680"/>
+            <w:tcW w:type="dxa" w:w="4896"/>
+            <w:shd w:fill="1B365D"/>
             <w:tcMar>
-              <w:top w:w="100" w:type="dxa"/>
-              <w:bottom w:w="100" w:type="dxa"/>
-              <w:left w:w="130" w:type="dxa"/>
-              <w:right w:w="130" w:type="dxa"/>
+              <w:top w:w="110" w:type="dxa"/>
+              <w:bottom w:w="110" w:type="dxa"/>
+              <w:left w:w="140" w:type="dxa"/>
+              <w:right w:w="140" w:type="dxa"/>
             </w:tcMar>
-            <w:shd w:fill="1E293B"/>
           </w:tcPr>
           <w:p>
+            <w:pPr>
+              <w:jc w:val="center"/>
+            </w:pPr>
+            <w:r/>
             <w:r>
               <w:rPr>
-                <w:rFonts w:ascii="Malgun Gothic" w:hAnsi="Malgun Gothic"/>
+                <w:rFonts w:ascii="맑은 고딕" w:hAnsi="맑은 고딕" w:eastAsia="맑은 고딕"/>
                 <w:b/>
                 <w:color w:val="FFFFFF"/>
-                <w:sz w:val="18"/>
+                <w:sz w:val="19"/>
               </w:rPr>
               <w:t>상세 내용</w:t>
             </w:r>
@@ -106,45 +105,49 @@
       <w:tr>
         <w:tc>
           <w:tcPr>
-            <w:tcW w:type="dxa" w:w="4680"/>
+            <w:tcW w:type="dxa" w:w="4896"/>
+            <w:shd w:fill="EFF6FF"/>
             <w:tcMar>
-              <w:top w:w="100" w:type="dxa"/>
-              <w:bottom w:w="100" w:type="dxa"/>
-              <w:left w:w="130" w:type="dxa"/>
-              <w:right w:w="130" w:type="dxa"/>
+              <w:top w:w="90" w:type="dxa"/>
+              <w:bottom w:w="90" w:type="dxa"/>
+              <w:left w:w="140" w:type="dxa"/>
+              <w:right w:w="140" w:type="dxa"/>
             </w:tcMar>
-            <w:shd w:fill="F8FAFC"/>
           </w:tcPr>
           <w:p>
+            <w:r/>
             <w:r>
               <w:rPr>
-                <w:rFonts w:ascii="Malgun Gothic" w:hAnsi="Malgun Gothic"/>
-                <w:color w:val="334155"/>
-                <w:sz w:val="18"/>
+                <w:rFonts w:ascii="맑은 고딕" w:hAnsi="맑은 고딕" w:eastAsia="맑은 고딕"/>
+                <w:b/>
+                <w:color w:val="1E293B"/>
+                <w:sz w:val="19"/>
               </w:rPr>
-              <w:t>과업명</w:t>
+              <w:t>과업 명칭</w:t>
             </w:r>
           </w:p>
         </w:tc>
         <w:tc>
           <w:tcPr>
-            <w:tcW w:type="dxa" w:w="4680"/>
+            <w:tcW w:type="dxa" w:w="4896"/>
+            <w:shd w:fill="FFFFFF"/>
             <w:tcMar>
-              <w:top w:w="100" w:type="dxa"/>
-              <w:bottom w:w="100" w:type="dxa"/>
-              <w:left w:w="130" w:type="dxa"/>
-              <w:right w:w="130" w:type="dxa"/>
+              <w:top w:w="90" w:type="dxa"/>
+              <w:bottom w:w="90" w:type="dxa"/>
+              <w:left w:w="140" w:type="dxa"/>
+              <w:right w:w="140" w:type="dxa"/>
             </w:tcMar>
-            <w:shd w:fill="F8FAFC"/>
           </w:tcPr>
           <w:p>
+            <w:r/>
             <w:r>
               <w:rPr>
-                <w:rFonts w:ascii="Malgun Gothic" w:hAnsi="Malgun Gothic"/>
-                <w:color w:val="334155"/>
-                <w:sz w:val="18"/>
+                <w:rFonts w:ascii="맑은 고딕" w:hAnsi="맑은 고딕" w:eastAsia="맑은 고딕"/>
+                <w:b w:val="0"/>
+                <w:color w:val="1E293B"/>
+                <w:sz w:val="19"/>
               </w:rPr>
-              <w:t>[예: 대외계 인터페이스 연계 모듈 및 어댑터 개발]</w:t>
+              <w:t>한빛글로벌 기간계 연계 어댑터 및 일배치 동기화 모듈 개발 (하도급 계약 부속서류)</w:t>
             </w:r>
           </w:p>
         </w:tc>
@@ -152,21 +155,23 @@
       <w:tr>
         <w:tc>
           <w:tcPr>
-            <w:tcW w:type="dxa" w:w="4680"/>
+            <w:tcW w:type="dxa" w:w="4896"/>
+            <w:shd w:fill="EFF6FF"/>
             <w:tcMar>
-              <w:top w:w="100" w:type="dxa"/>
-              <w:bottom w:w="100" w:type="dxa"/>
-              <w:left w:w="130" w:type="dxa"/>
-              <w:right w:w="130" w:type="dxa"/>
+              <w:top w:w="90" w:type="dxa"/>
+              <w:bottom w:w="90" w:type="dxa"/>
+              <w:left w:w="140" w:type="dxa"/>
+              <w:right w:w="140" w:type="dxa"/>
             </w:tcMar>
-            <w:shd w:fill="FFFFFF"/>
           </w:tcPr>
           <w:p>
+            <w:r/>
             <w:r>
               <w:rPr>
-                <w:rFonts w:ascii="Malgun Gothic" w:hAnsi="Malgun Gothic"/>
-                <w:color w:val="334155"/>
-                <w:sz w:val="18"/>
+                <w:rFonts w:ascii="맑은 고딕" w:hAnsi="맑은 고딕" w:eastAsia="맑은 고딕"/>
+                <w:b/>
+                <w:color w:val="1E293B"/>
+                <w:sz w:val="19"/>
               </w:rPr>
               <w:t>상위 프로젝트명</w:t>
             </w:r>
@@ -174,23 +179,25 @@
         </w:tc>
         <w:tc>
           <w:tcPr>
-            <w:tcW w:type="dxa" w:w="4680"/>
+            <w:tcW w:type="dxa" w:w="4896"/>
+            <w:shd w:fill="F8FAFC"/>
             <w:tcMar>
-              <w:top w:w="100" w:type="dxa"/>
-              <w:bottom w:w="100" w:type="dxa"/>
-              <w:left w:w="130" w:type="dxa"/>
-              <w:right w:w="130" w:type="dxa"/>
+              <w:top w:w="90" w:type="dxa"/>
+              <w:bottom w:w="90" w:type="dxa"/>
+              <w:left w:w="140" w:type="dxa"/>
+              <w:right w:w="140" w:type="dxa"/>
             </w:tcMar>
-            <w:shd w:fill="FFFFFF"/>
           </w:tcPr>
           <w:p>
+            <w:r/>
             <w:r>
               <w:rPr>
-                <w:rFonts w:ascii="Malgun Gothic" w:hAnsi="Malgun Gothic"/>
-                <w:color w:val="334155"/>
-                <w:sz w:val="18"/>
+                <w:rFonts w:ascii="맑은 고딕" w:hAnsi="맑은 고딕" w:eastAsia="맑은 고딕"/>
+                <w:b w:val="0"/>
+                <w:color w:val="1E293B"/>
+                <w:sz w:val="19"/>
               </w:rPr>
-              <w:t>[고객사 공식 프로젝트명]</w:t>
+              <w:t>SyncGuard AI — 엔터프라이즈 AI 콘텐츠·규제 심의 자동화 시스템 구축 사업</w:t>
             </w:r>
           </w:p>
         </w:tc>
@@ -198,21 +205,73 @@
       <w:tr>
         <w:tc>
           <w:tcPr>
-            <w:tcW w:type="dxa" w:w="4680"/>
+            <w:tcW w:type="dxa" w:w="4896"/>
+            <w:shd w:fill="EFF6FF"/>
             <w:tcMar>
-              <w:top w:w="100" w:type="dxa"/>
-              <w:bottom w:w="100" w:type="dxa"/>
-              <w:left w:w="130" w:type="dxa"/>
-              <w:right w:w="130" w:type="dxa"/>
+              <w:top w:w="90" w:type="dxa"/>
+              <w:bottom w:w="90" w:type="dxa"/>
+              <w:left w:w="140" w:type="dxa"/>
+              <w:right w:w="140" w:type="dxa"/>
             </w:tcMar>
-            <w:shd w:fill="F8FAFC"/>
           </w:tcPr>
           <w:p>
+            <w:r/>
             <w:r>
               <w:rPr>
-                <w:rFonts w:ascii="Malgun Gothic" w:hAnsi="Malgun Gothic"/>
-                <w:color w:val="334155"/>
-                <w:sz w:val="18"/>
+                <w:rFonts w:ascii="맑은 고딕" w:hAnsi="맑은 고딕" w:eastAsia="맑은 고딕"/>
+                <w:b/>
+                <w:color w:val="1E293B"/>
+                <w:sz w:val="19"/>
+              </w:rPr>
+              <w:t>원도급사 / 하수급사</w:t>
+            </w:r>
+          </w:p>
+        </w:tc>
+        <w:tc>
+          <w:tcPr>
+            <w:tcW w:type="dxa" w:w="4896"/>
+            <w:shd w:fill="FFFFFF"/>
+            <w:tcMar>
+              <w:top w:w="90" w:type="dxa"/>
+              <w:bottom w:w="90" w:type="dxa"/>
+              <w:left w:w="140" w:type="dxa"/>
+              <w:right w:w="140" w:type="dxa"/>
+            </w:tcMar>
+          </w:tcPr>
+          <w:p>
+            <w:r/>
+            <w:r>
+              <w:rPr>
+                <w:rFonts w:ascii="맑은 고딕" w:hAnsi="맑은 고딕" w:eastAsia="맑은 고딕"/>
+                <w:b w:val="0"/>
+                <w:color w:val="1E293B"/>
+                <w:sz w:val="19"/>
+              </w:rPr>
+              <w:t>주식회사 엠파시 / 주식회사 데이터브릿지</w:t>
+            </w:r>
+          </w:p>
+        </w:tc>
+      </w:tr>
+      <w:tr>
+        <w:tc>
+          <w:tcPr>
+            <w:tcW w:type="dxa" w:w="4896"/>
+            <w:shd w:fill="EFF6FF"/>
+            <w:tcMar>
+              <w:top w:w="90" w:type="dxa"/>
+              <w:bottom w:w="90" w:type="dxa"/>
+              <w:left w:w="140" w:type="dxa"/>
+              <w:right w:w="140" w:type="dxa"/>
+            </w:tcMar>
+          </w:tcPr>
+          <w:p>
+            <w:r/>
+            <w:r>
+              <w:rPr>
+                <w:rFonts w:ascii="맑은 고딕" w:hAnsi="맑은 고딕" w:eastAsia="맑은 고딕"/>
+                <w:b/>
+                <w:color w:val="1E293B"/>
+                <w:sz w:val="19"/>
               </w:rPr>
               <w:t>과업 수행 기간</w:t>
             </w:r>
@@ -220,23 +279,189 @@
         </w:tc>
         <w:tc>
           <w:tcPr>
-            <w:tcW w:type="dxa" w:w="4680"/>
+            <w:tcW w:type="dxa" w:w="4896"/>
+            <w:shd w:fill="F8FAFC"/>
             <w:tcMar>
-              <w:top w:w="100" w:type="dxa"/>
-              <w:bottom w:w="100" w:type="dxa"/>
-              <w:left w:w="130" w:type="dxa"/>
-              <w:right w:w="130" w:type="dxa"/>
+              <w:top w:w="90" w:type="dxa"/>
+              <w:bottom w:w="90" w:type="dxa"/>
+              <w:left w:w="140" w:type="dxa"/>
+              <w:right w:w="140" w:type="dxa"/>
             </w:tcMar>
-            <w:shd w:fill="F8FAFC"/>
           </w:tcPr>
           <w:p>
+            <w:r/>
             <w:r>
               <w:rPr>
-                <w:rFonts w:ascii="Malgun Gothic" w:hAnsi="Malgun Gothic"/>
-                <w:color w:val="334155"/>
-                <w:sz w:val="18"/>
+                <w:rFonts w:ascii="맑은 고딕" w:hAnsi="맑은 고딕" w:eastAsia="맑은 고딕"/>
+                <w:b w:val="0"/>
+                <w:color w:val="1E293B"/>
+                <w:sz w:val="19"/>
               </w:rPr>
-              <w:t>202 년  월  일 ~ 202 년  월  일 (총 [  ] 개월)</w:t>
+              <w:t>2026년 05월 15일 ~ 2026년 09월 30일 (4.5개월)</w:t>
+            </w:r>
+          </w:p>
+        </w:tc>
+      </w:tr>
+    </w:tbl>
+    <w:p/>
+    <w:p>
+      <w:r>
+        <w:rPr>
+          <w:rFonts w:ascii="맑은 고딕" w:hAnsi="맑은 고딕" w:eastAsia="맑은 고딕"/>
+          <w:b/>
+          <w:color w:val="1B365D"/>
+          <w:sz w:val="25"/>
+        </w:rPr>
+        <w:t>1. 세부 개발 과업 목록 및 정량적 수용 기준 (Acceptance Criteria)</w:t>
+      </w:r>
+    </w:p>
+    <w:tbl>
+      <w:tblPr>
+        <w:tblStyle w:val="TableGrid"/>
+        <w:tblW w:type="auto" w:w="0"/>
+        <w:jc w:val="center"/>
+        <w:tblLook w:firstColumn="1" w:firstRow="1" w:lastColumn="0" w:lastRow="0" w:noHBand="0" w:noVBand="1" w:val="04A0"/>
+      </w:tblPr>
+      <w:tblGrid>
+        <w:gridCol w:w="1958"/>
+        <w:gridCol w:w="1958"/>
+        <w:gridCol w:w="1958"/>
+        <w:gridCol w:w="1958"/>
+        <w:gridCol w:w="1958"/>
+      </w:tblGrid>
+      <w:tr>
+        <w:tc>
+          <w:tcPr>
+            <w:tcW w:type="dxa" w:w="1958"/>
+            <w:shd w:fill="1B365D"/>
+            <w:tcMar>
+              <w:top w:w="110" w:type="dxa"/>
+              <w:bottom w:w="110" w:type="dxa"/>
+              <w:left w:w="140" w:type="dxa"/>
+              <w:right w:w="140" w:type="dxa"/>
+            </w:tcMar>
+          </w:tcPr>
+          <w:p>
+            <w:pPr>
+              <w:jc w:val="center"/>
+            </w:pPr>
+            <w:r/>
+            <w:r>
+              <w:rPr>
+                <w:rFonts w:ascii="맑은 고딕" w:hAnsi="맑은 고딕" w:eastAsia="맑은 고딕"/>
+                <w:b/>
+                <w:color w:val="FFFFFF"/>
+                <w:sz w:val="19"/>
+              </w:rPr>
+              <w:t>모듈 ID</w:t>
+            </w:r>
+          </w:p>
+        </w:tc>
+        <w:tc>
+          <w:tcPr>
+            <w:tcW w:type="dxa" w:w="1958"/>
+            <w:shd w:fill="1B365D"/>
+            <w:tcMar>
+              <w:top w:w="110" w:type="dxa"/>
+              <w:bottom w:w="110" w:type="dxa"/>
+              <w:left w:w="140" w:type="dxa"/>
+              <w:right w:w="140" w:type="dxa"/>
+            </w:tcMar>
+          </w:tcPr>
+          <w:p>
+            <w:pPr>
+              <w:jc w:val="center"/>
+            </w:pPr>
+            <w:r/>
+            <w:r>
+              <w:rPr>
+                <w:rFonts w:ascii="맑은 고딕" w:hAnsi="맑은 고딕" w:eastAsia="맑은 고딕"/>
+                <w:b/>
+                <w:color w:val="FFFFFF"/>
+                <w:sz w:val="19"/>
+              </w:rPr>
+              <w:t>인터페이스 / 배치 명칭</w:t>
+            </w:r>
+          </w:p>
+        </w:tc>
+        <w:tc>
+          <w:tcPr>
+            <w:tcW w:type="dxa" w:w="1958"/>
+            <w:shd w:fill="1B365D"/>
+            <w:tcMar>
+              <w:top w:w="110" w:type="dxa"/>
+              <w:bottom w:w="110" w:type="dxa"/>
+              <w:left w:w="140" w:type="dxa"/>
+              <w:right w:w="140" w:type="dxa"/>
+            </w:tcMar>
+          </w:tcPr>
+          <w:p>
+            <w:pPr>
+              <w:jc w:val="center"/>
+            </w:pPr>
+            <w:r/>
+            <w:r>
+              <w:rPr>
+                <w:rFonts w:ascii="맑은 고딕" w:hAnsi="맑은 고딕" w:eastAsia="맑은 고딕"/>
+                <w:b/>
+                <w:color w:val="FFFFFF"/>
+                <w:sz w:val="19"/>
+              </w:rPr>
+              <w:t>기술 규격 및 상세 요구사항</w:t>
+            </w:r>
+          </w:p>
+        </w:tc>
+        <w:tc>
+          <w:tcPr>
+            <w:tcW w:type="dxa" w:w="1958"/>
+            <w:shd w:fill="1B365D"/>
+            <w:tcMar>
+              <w:top w:w="110" w:type="dxa"/>
+              <w:bottom w:w="110" w:type="dxa"/>
+              <w:left w:w="140" w:type="dxa"/>
+              <w:right w:w="140" w:type="dxa"/>
+            </w:tcMar>
+          </w:tcPr>
+          <w:p>
+            <w:pPr>
+              <w:jc w:val="center"/>
+            </w:pPr>
+            <w:r/>
+            <w:r>
+              <w:rPr>
+                <w:rFonts w:ascii="맑은 고딕" w:hAnsi="맑은 고딕" w:eastAsia="맑은 고딕"/>
+                <w:b/>
+                <w:color w:val="FFFFFF"/>
+                <w:sz w:val="19"/>
+              </w:rPr>
+              <w:t>정량적 검수 통과 기준 (SLA)</w:t>
+            </w:r>
+          </w:p>
+        </w:tc>
+        <w:tc>
+          <w:tcPr>
+            <w:tcW w:type="dxa" w:w="1958"/>
+            <w:shd w:fill="1B365D"/>
+            <w:tcMar>
+              <w:top w:w="110" w:type="dxa"/>
+              <w:bottom w:w="110" w:type="dxa"/>
+              <w:left w:w="140" w:type="dxa"/>
+              <w:right w:w="140" w:type="dxa"/>
+            </w:tcMar>
+          </w:tcPr>
+          <w:p>
+            <w:pPr>
+              <w:jc w:val="center"/>
+            </w:pPr>
+            <w:r/>
+            <w:r>
+              <w:rPr>
+                <w:rFonts w:ascii="맑은 고딕" w:hAnsi="맑은 고딕" w:eastAsia="맑은 고딕"/>
+                <w:b/>
+                <w:color w:val="FFFFFF"/>
+                <w:sz w:val="19"/>
+              </w:rPr>
+              <w:t>납기일</w:t>
             </w:r>
           </w:p>
         </w:tc>
@@ -244,45 +469,121 @@
       <w:tr>
         <w:tc>
           <w:tcPr>
-            <w:tcW w:type="dxa" w:w="4680"/>
+            <w:tcW w:type="dxa" w:w="1958"/>
+            <w:shd w:fill="FFFFFF"/>
             <w:tcMar>
-              <w:top w:w="100" w:type="dxa"/>
-              <w:bottom w:w="100" w:type="dxa"/>
-              <w:left w:w="130" w:type="dxa"/>
-              <w:right w:w="130" w:type="dxa"/>
+              <w:top w:w="90" w:type="dxa"/>
+              <w:bottom w:w="90" w:type="dxa"/>
+              <w:left w:w="140" w:type="dxa"/>
+              <w:right w:w="140" w:type="dxa"/>
             </w:tcMar>
-            <w:shd w:fill="FFFFFF"/>
           </w:tcPr>
           <w:p>
+            <w:r/>
             <w:r>
               <w:rPr>
-                <w:rFonts w:ascii="Malgun Gothic" w:hAnsi="Malgun Gothic"/>
-                <w:color w:val="334155"/>
-                <w:sz w:val="18"/>
+                <w:rFonts w:ascii="맑은 고딕" w:hAnsi="맑은 고딕" w:eastAsia="맑은 고딕"/>
+                <w:b w:val="0"/>
+                <w:color w:val="1E293B"/>
+                <w:sz w:val="19"/>
               </w:rPr>
-              <w:t>수행 장소</w:t>
+              <w:t>IF-SSO-001</w:t>
             </w:r>
           </w:p>
         </w:tc>
         <w:tc>
           <w:tcPr>
-            <w:tcW w:type="dxa" w:w="4680"/>
+            <w:tcW w:type="dxa" w:w="1958"/>
+            <w:shd w:fill="FFFFFF"/>
             <w:tcMar>
-              <w:top w:w="100" w:type="dxa"/>
-              <w:bottom w:w="100" w:type="dxa"/>
-              <w:left w:w="130" w:type="dxa"/>
-              <w:right w:w="130" w:type="dxa"/>
+              <w:top w:w="90" w:type="dxa"/>
+              <w:bottom w:w="90" w:type="dxa"/>
+              <w:left w:w="140" w:type="dxa"/>
+              <w:right w:w="140" w:type="dxa"/>
             </w:tcMar>
-            <w:shd w:fill="FFFFFF"/>
           </w:tcPr>
           <w:p>
+            <w:r/>
             <w:r>
               <w:rPr>
-                <w:rFonts w:ascii="Malgun Gothic" w:hAnsi="Malgun Gothic"/>
-                <w:color w:val="334155"/>
-                <w:sz w:val="18"/>
+                <w:rFonts w:ascii="맑은 고딕" w:hAnsi="맑은 고딕" w:eastAsia="맑은 고딕"/>
+                <w:b w:val="0"/>
+                <w:color w:val="1E293B"/>
+                <w:sz w:val="19"/>
               </w:rPr>
-              <w:t>[  ] 상주 (고객사/당사 개발실)  /  [  ] 원격 (비상주)</w:t>
+              <w:t>HB-SSO 임직원 통합인증 어댑터</w:t>
+            </w:r>
+          </w:p>
+        </w:tc>
+        <w:tc>
+          <w:tcPr>
+            <w:tcW w:type="dxa" w:w="1958"/>
+            <w:shd w:fill="FFFFFF"/>
+            <w:tcMar>
+              <w:top w:w="90" w:type="dxa"/>
+              <w:bottom w:w="90" w:type="dxa"/>
+              <w:left w:w="140" w:type="dxa"/>
+              <w:right w:w="140" w:type="dxa"/>
+            </w:tcMar>
+          </w:tcPr>
+          <w:p>
+            <w:r/>
+            <w:r>
+              <w:rPr>
+                <w:rFonts w:ascii="맑은 고딕" w:hAnsi="맑은 고딕" w:eastAsia="맑은 고딕"/>
+                <w:b w:val="0"/>
+                <w:color w:val="1E293B"/>
+                <w:sz w:val="19"/>
+              </w:rPr>
+              <w:t>OAuth 2.0 / OIDC 기반 Authorization Code 플로우, JWT 발급 및 부서·직급 클레임 매핑</w:t>
+            </w:r>
+          </w:p>
+        </w:tc>
+        <w:tc>
+          <w:tcPr>
+            <w:tcW w:type="dxa" w:w="1958"/>
+            <w:shd w:fill="FFFFFF"/>
+            <w:tcMar>
+              <w:top w:w="90" w:type="dxa"/>
+              <w:bottom w:w="90" w:type="dxa"/>
+              <w:left w:w="140" w:type="dxa"/>
+              <w:right w:w="140" w:type="dxa"/>
+            </w:tcMar>
+          </w:tcPr>
+          <w:p>
+            <w:r/>
+            <w:r>
+              <w:rPr>
+                <w:rFonts w:ascii="맑은 고딕" w:hAnsi="맑은 고딕" w:eastAsia="맑은 고딕"/>
+                <w:b w:val="0"/>
+                <w:color w:val="1E293B"/>
+                <w:sz w:val="19"/>
+              </w:rPr>
+              <w:t>토큰 검증 응답 100ms 이내, 미인가 접근 차단율 100%</w:t>
+            </w:r>
+          </w:p>
+        </w:tc>
+        <w:tc>
+          <w:tcPr>
+            <w:tcW w:type="dxa" w:w="1958"/>
+            <w:shd w:fill="FFFFFF"/>
+            <w:tcMar>
+              <w:top w:w="90" w:type="dxa"/>
+              <w:bottom w:w="90" w:type="dxa"/>
+              <w:left w:w="140" w:type="dxa"/>
+              <w:right w:w="140" w:type="dxa"/>
+            </w:tcMar>
+          </w:tcPr>
+          <w:p>
+            <w:r/>
+            <w:r>
+              <w:rPr>
+                <w:rFonts w:ascii="맑은 고딕" w:hAnsi="맑은 고딕" w:eastAsia="맑은 고딕"/>
+                <w:b w:val="0"/>
+                <w:color w:val="1E293B"/>
+                <w:sz w:val="19"/>
+              </w:rPr>
+              <w:t>2026.06.30</w:t>
             </w:r>
           </w:p>
         </w:tc>
@@ -290,45 +591,365 @@
       <w:tr>
         <w:tc>
           <w:tcPr>
-            <w:tcW w:type="dxa" w:w="4680"/>
+            <w:tcW w:type="dxa" w:w="1958"/>
+            <w:shd w:fill="F8FAFC"/>
             <w:tcMar>
-              <w:top w:w="100" w:type="dxa"/>
-              <w:bottom w:w="100" w:type="dxa"/>
-              <w:left w:w="130" w:type="dxa"/>
-              <w:right w:w="130" w:type="dxa"/>
+              <w:top w:w="90" w:type="dxa"/>
+              <w:bottom w:w="90" w:type="dxa"/>
+              <w:left w:w="140" w:type="dxa"/>
+              <w:right w:w="140" w:type="dxa"/>
             </w:tcMar>
-            <w:shd w:fill="F8FAFC"/>
           </w:tcPr>
           <w:p>
+            <w:r/>
             <w:r>
               <w:rPr>
-                <w:rFonts w:ascii="Malgun Gothic" w:hAnsi="Malgun Gothic"/>
-                <w:color w:val="334155"/>
-                <w:sz w:val="18"/>
+                <w:rFonts w:ascii="맑은 고딕" w:hAnsi="맑은 고딕" w:eastAsia="맑은 고딕"/>
+                <w:b w:val="0"/>
+                <w:color w:val="1E293B"/>
+                <w:sz w:val="19"/>
               </w:rPr>
-              <w:t>책임 담당자 (원청)</w:t>
+              <w:t>IF-MKT-001</w:t>
             </w:r>
           </w:p>
         </w:tc>
         <w:tc>
           <w:tcPr>
-            <w:tcW w:type="dxa" w:w="4680"/>
+            <w:tcW w:type="dxa" w:w="1958"/>
+            <w:shd w:fill="F8FAFC"/>
             <w:tcMar>
-              <w:top w:w="100" w:type="dxa"/>
-              <w:bottom w:w="100" w:type="dxa"/>
-              <w:left w:w="130" w:type="dxa"/>
-              <w:right w:w="130" w:type="dxa"/>
+              <w:top w:w="90" w:type="dxa"/>
+              <w:bottom w:w="90" w:type="dxa"/>
+              <w:left w:w="140" w:type="dxa"/>
+              <w:right w:w="140" w:type="dxa"/>
             </w:tcMar>
-            <w:shd w:fill="F8FAFC"/>
           </w:tcPr>
           <w:p>
+            <w:r/>
             <w:r>
               <w:rPr>
-                <w:rFonts w:ascii="Malgun Gothic" w:hAnsi="Malgun Gothic"/>
-                <w:color w:val="334155"/>
-                <w:sz w:val="18"/>
+                <w:rFonts w:ascii="맑은 고딕" w:hAnsi="맑은 고딕" w:eastAsia="맑은 고딕"/>
+                <w:b w:val="0"/>
+                <w:color w:val="1E293B"/>
+                <w:sz w:val="19"/>
               </w:rPr>
-              <w:t>주식회사 엠파시 테크리드(TL) [           ]</w:t>
+              <w:t>MarketingHub 심의 요청 수신 API</w:t>
+            </w:r>
+          </w:p>
+        </w:tc>
+        <w:tc>
+          <w:tcPr>
+            <w:tcW w:type="dxa" w:w="1958"/>
+            <w:shd w:fill="F8FAFC"/>
+            <w:tcMar>
+              <w:top w:w="90" w:type="dxa"/>
+              <w:bottom w:w="90" w:type="dxa"/>
+              <w:left w:w="140" w:type="dxa"/>
+              <w:right w:w="140" w:type="dxa"/>
+            </w:tcMar>
+          </w:tcPr>
+          <w:p>
+            <w:r/>
+            <w:r>
+              <w:rPr>
+                <w:rFonts w:ascii="맑은 고딕" w:hAnsi="맑은 고딕" w:eastAsia="맑은 고딕"/>
+                <w:b w:val="0"/>
+                <w:color w:val="1E293B"/>
+                <w:sz w:val="19"/>
+              </w:rPr>
+              <w:t>REST POST /api/v1/ext/claims/submit, 멀티파트 첨부파일 S3 업로드 및 접수번호 반환</w:t>
+            </w:r>
+          </w:p>
+        </w:tc>
+        <w:tc>
+          <w:tcPr>
+            <w:tcW w:type="dxa" w:w="1958"/>
+            <w:shd w:fill="F8FAFC"/>
+            <w:tcMar>
+              <w:top w:w="90" w:type="dxa"/>
+              <w:bottom w:w="90" w:type="dxa"/>
+              <w:left w:w="140" w:type="dxa"/>
+              <w:right w:w="140" w:type="dxa"/>
+            </w:tcMar>
+          </w:tcPr>
+          <w:p>
+            <w:r/>
+            <w:r>
+              <w:rPr>
+                <w:rFonts w:ascii="맑은 고딕" w:hAnsi="맑은 고딕" w:eastAsia="맑은 고딕"/>
+                <w:b w:val="0"/>
+                <w:color w:val="1E293B"/>
+                <w:sz w:val="19"/>
+              </w:rPr>
+              <w:t>동시 100건 요청 시 유실 0건, 응답시간 500ms 이내</w:t>
+            </w:r>
+          </w:p>
+        </w:tc>
+        <w:tc>
+          <w:tcPr>
+            <w:tcW w:type="dxa" w:w="1958"/>
+            <w:shd w:fill="F8FAFC"/>
+            <w:tcMar>
+              <w:top w:w="90" w:type="dxa"/>
+              <w:bottom w:w="90" w:type="dxa"/>
+              <w:left w:w="140" w:type="dxa"/>
+              <w:right w:w="140" w:type="dxa"/>
+            </w:tcMar>
+          </w:tcPr>
+          <w:p>
+            <w:r/>
+            <w:r>
+              <w:rPr>
+                <w:rFonts w:ascii="맑은 고딕" w:hAnsi="맑은 고딕" w:eastAsia="맑은 고딕"/>
+                <w:b w:val="0"/>
+                <w:color w:val="1E293B"/>
+                <w:sz w:val="19"/>
+              </w:rPr>
+              <w:t>2026.07.31</w:t>
+            </w:r>
+          </w:p>
+        </w:tc>
+      </w:tr>
+      <w:tr>
+        <w:tc>
+          <w:tcPr>
+            <w:tcW w:type="dxa" w:w="1958"/>
+            <w:shd w:fill="FFFFFF"/>
+            <w:tcMar>
+              <w:top w:w="90" w:type="dxa"/>
+              <w:bottom w:w="90" w:type="dxa"/>
+              <w:left w:w="140" w:type="dxa"/>
+              <w:right w:w="140" w:type="dxa"/>
+            </w:tcMar>
+          </w:tcPr>
+          <w:p>
+            <w:r/>
+            <w:r>
+              <w:rPr>
+                <w:rFonts w:ascii="맑은 고딕" w:hAnsi="맑은 고딕" w:eastAsia="맑은 고딕"/>
+                <w:b w:val="0"/>
+                <w:color w:val="1E293B"/>
+                <w:sz w:val="19"/>
+              </w:rPr>
+              <w:t>IF-MKT-002</w:t>
+            </w:r>
+          </w:p>
+        </w:tc>
+        <w:tc>
+          <w:tcPr>
+            <w:tcW w:type="dxa" w:w="1958"/>
+            <w:shd w:fill="FFFFFF"/>
+            <w:tcMar>
+              <w:top w:w="90" w:type="dxa"/>
+              <w:bottom w:w="90" w:type="dxa"/>
+              <w:left w:w="140" w:type="dxa"/>
+              <w:right w:w="140" w:type="dxa"/>
+            </w:tcMar>
+          </w:tcPr>
+          <w:p>
+            <w:r/>
+            <w:r>
+              <w:rPr>
+                <w:rFonts w:ascii="맑은 고딕" w:hAnsi="맑은 고딕" w:eastAsia="맑은 고딕"/>
+                <w:b w:val="0"/>
+                <w:color w:val="1E293B"/>
+                <w:sz w:val="19"/>
+              </w:rPr>
+              <w:t>MarketingHub 심의 결과 Webhook 콜백</w:t>
+            </w:r>
+          </w:p>
+        </w:tc>
+        <w:tc>
+          <w:tcPr>
+            <w:tcW w:type="dxa" w:w="1958"/>
+            <w:shd w:fill="FFFFFF"/>
+            <w:tcMar>
+              <w:top w:w="90" w:type="dxa"/>
+              <w:bottom w:w="90" w:type="dxa"/>
+              <w:left w:w="140" w:type="dxa"/>
+              <w:right w:w="140" w:type="dxa"/>
+            </w:tcMar>
+          </w:tcPr>
+          <w:p>
+            <w:r/>
+            <w:r>
+              <w:rPr>
+                <w:rFonts w:ascii="맑은 고딕" w:hAnsi="맑은 고딕" w:eastAsia="맑은 고딕"/>
+                <w:b w:val="0"/>
+                <w:color w:val="1E293B"/>
+                <w:sz w:val="19"/>
+              </w:rPr>
+              <w:t>심의 완료 시 판정 코드(PASS/WARN/FAIL) 및 PDF 리포트 URL 전송 (지수 백오프 3회 재시도)</w:t>
+            </w:r>
+          </w:p>
+        </w:tc>
+        <w:tc>
+          <w:tcPr>
+            <w:tcW w:type="dxa" w:w="1958"/>
+            <w:shd w:fill="FFFFFF"/>
+            <w:tcMar>
+              <w:top w:w="90" w:type="dxa"/>
+              <w:bottom w:w="90" w:type="dxa"/>
+              <w:left w:w="140" w:type="dxa"/>
+              <w:right w:w="140" w:type="dxa"/>
+            </w:tcMar>
+          </w:tcPr>
+          <w:p>
+            <w:r/>
+            <w:r>
+              <w:rPr>
+                <w:rFonts w:ascii="맑은 고딕" w:hAnsi="맑은 고딕" w:eastAsia="맑은 고딕"/>
+                <w:b w:val="0"/>
+                <w:color w:val="1E293B"/>
+                <w:sz w:val="19"/>
+              </w:rPr>
+              <w:t>콜백 전송 성공률 99.9% 이상, 실패 시 DLQ 적재</w:t>
+            </w:r>
+          </w:p>
+        </w:tc>
+        <w:tc>
+          <w:tcPr>
+            <w:tcW w:type="dxa" w:w="1958"/>
+            <w:shd w:fill="FFFFFF"/>
+            <w:tcMar>
+              <w:top w:w="90" w:type="dxa"/>
+              <w:bottom w:w="90" w:type="dxa"/>
+              <w:left w:w="140" w:type="dxa"/>
+              <w:right w:w="140" w:type="dxa"/>
+            </w:tcMar>
+          </w:tcPr>
+          <w:p>
+            <w:r/>
+            <w:r>
+              <w:rPr>
+                <w:rFonts w:ascii="맑은 고딕" w:hAnsi="맑은 고딕" w:eastAsia="맑은 고딕"/>
+                <w:b w:val="0"/>
+                <w:color w:val="1E293B"/>
+                <w:sz w:val="19"/>
+              </w:rPr>
+              <w:t>2026.08.15</w:t>
+            </w:r>
+          </w:p>
+        </w:tc>
+      </w:tr>
+      <w:tr>
+        <w:tc>
+          <w:tcPr>
+            <w:tcW w:type="dxa" w:w="1958"/>
+            <w:shd w:fill="F8FAFC"/>
+            <w:tcMar>
+              <w:top w:w="90" w:type="dxa"/>
+              <w:bottom w:w="90" w:type="dxa"/>
+              <w:left w:w="140" w:type="dxa"/>
+              <w:right w:w="140" w:type="dxa"/>
+            </w:tcMar>
+          </w:tcPr>
+          <w:p>
+            <w:r/>
+            <w:r>
+              <w:rPr>
+                <w:rFonts w:ascii="맑은 고딕" w:hAnsi="맑은 고딕" w:eastAsia="맑은 고딕"/>
+                <w:b w:val="0"/>
+                <w:color w:val="1E293B"/>
+                <w:sz w:val="19"/>
+              </w:rPr>
+              <w:t>BAT-PRD-001</w:t>
+            </w:r>
+          </w:p>
+        </w:tc>
+        <w:tc>
+          <w:tcPr>
+            <w:tcW w:type="dxa" w:w="1958"/>
+            <w:shd w:fill="F8FAFC"/>
+            <w:tcMar>
+              <w:top w:w="90" w:type="dxa"/>
+              <w:bottom w:w="90" w:type="dxa"/>
+              <w:left w:w="140" w:type="dxa"/>
+              <w:right w:w="140" w:type="dxa"/>
+            </w:tcMar>
+          </w:tcPr>
+          <w:p>
+            <w:r/>
+            <w:r>
+              <w:rPr>
+                <w:rFonts w:ascii="맑은 고딕" w:hAnsi="맑은 고딕" w:eastAsia="맑은 고딕"/>
+                <w:b w:val="0"/>
+                <w:color w:val="1E293B"/>
+                <w:sz w:val="19"/>
+              </w:rPr>
+              <w:t>ProductLab 전성분 마스터 일배치 동기화</w:t>
+            </w:r>
+          </w:p>
+        </w:tc>
+        <w:tc>
+          <w:tcPr>
+            <w:tcW w:type="dxa" w:w="1958"/>
+            <w:shd w:fill="F8FAFC"/>
+            <w:tcMar>
+              <w:top w:w="90" w:type="dxa"/>
+              <w:bottom w:w="90" w:type="dxa"/>
+              <w:left w:w="140" w:type="dxa"/>
+              <w:right w:w="140" w:type="dxa"/>
+            </w:tcMar>
+          </w:tcPr>
+          <w:p>
+            <w:r/>
+            <w:r>
+              <w:rPr>
+                <w:rFonts w:ascii="맑은 고딕" w:hAnsi="맑은 고딕" w:eastAsia="맑은 고딕"/>
+                <w:b w:val="0"/>
+                <w:color w:val="1E293B"/>
+                <w:sz w:val="19"/>
+              </w:rPr>
+              <w:t>매일 02:00 읽기전용 뷰(V_AI_INGREDIENT_SPEC) 변경분(Delta) 조회 및 tb_ingredient_mst Upsert</w:t>
+            </w:r>
+          </w:p>
+        </w:tc>
+        <w:tc>
+          <w:tcPr>
+            <w:tcW w:type="dxa" w:w="1958"/>
+            <w:shd w:fill="F8FAFC"/>
+            <w:tcMar>
+              <w:top w:w="90" w:type="dxa"/>
+              <w:bottom w:w="90" w:type="dxa"/>
+              <w:left w:w="140" w:type="dxa"/>
+              <w:right w:w="140" w:type="dxa"/>
+            </w:tcMar>
+          </w:tcPr>
+          <w:p>
+            <w:r/>
+            <w:r>
+              <w:rPr>
+                <w:rFonts w:ascii="맑은 고딕" w:hAnsi="맑은 고딕" w:eastAsia="맑은 고딕"/>
+                <w:b w:val="0"/>
+                <w:color w:val="1E293B"/>
+                <w:sz w:val="19"/>
+              </w:rPr>
+              <w:t>10만 건 변경분 5분 이내 동기화 완료, 정합성 100%</w:t>
+            </w:r>
+          </w:p>
+        </w:tc>
+        <w:tc>
+          <w:tcPr>
+            <w:tcW w:type="dxa" w:w="1958"/>
+            <w:shd w:fill="F8FAFC"/>
+            <w:tcMar>
+              <w:top w:w="90" w:type="dxa"/>
+              <w:bottom w:w="90" w:type="dxa"/>
+              <w:left w:w="140" w:type="dxa"/>
+              <w:right w:w="140" w:type="dxa"/>
+            </w:tcMar>
+          </w:tcPr>
+          <w:p>
+            <w:r/>
+            <w:r>
+              <w:rPr>
+                <w:rFonts w:ascii="맑은 고딕" w:hAnsi="맑은 고딕" w:eastAsia="맑은 고딕"/>
+                <w:b w:val="0"/>
+                <w:color w:val="1E293B"/>
+                <w:sz w:val="19"/>
+              </w:rPr>
+              <w:t>2026.08.31</w:t>
             </w:r>
           </w:p>
         </w:tc>
@@ -336,628 +957,166 @@
     </w:tbl>
     <w:p/>
     <w:p>
+      <w:r>
+        <w:rPr>
+          <w:rFonts w:ascii="맑은 고딕" w:hAnsi="맑은 고딕" w:eastAsia="맑은 고딕"/>
+          <w:b/>
+          <w:color w:val="1B365D"/>
+          <w:sz w:val="25"/>
+        </w:rPr>
+        <w:t>2. 아키텍처·코딩 표준 및 납품 산출물 준수 요건</w:t>
+      </w:r>
+    </w:p>
+    <w:p>
+      <w:r>
+        <w:rPr>
+          <w:rFonts w:ascii="맑은 고딕" w:hAnsi="맑은 고딕" w:eastAsia="맑은 고딕"/>
+          <w:b w:val="0"/>
+          <w:color w:val="1E293B"/>
+          <w:sz w:val="20"/>
+        </w:rPr>
+        <w:t>1. (전사 개발 표준 준수) Spring Boot 3.3 + Java 21 환경에서 Project Lombok(@Slf4j, @RequiredArgsConstructor, @Builder)을 필수 적용하고, 모든 REST 엔드포인트는 단일 Canonical URL(/api/v1/...) 규격을 준수한다.</w:t>
+      </w:r>
+    </w:p>
+    <w:p>
+      <w:r>
+        <w:rPr>
+          <w:rFonts w:ascii="맑은 고딕" w:hAnsi="맑은 고딕" w:eastAsia="맑은 고딕"/>
+          <w:b w:val="0"/>
+          <w:color w:val="1E293B"/>
+          <w:sz w:val="20"/>
+        </w:rPr>
+        <w:t>2. (필수 제출 산출물) 인터페이스설계서(EMP_DEG_120), 배치프로그램설계서(EMP_DEG_130), 레거시DB연계명세서(EMP_EXE_030) 및 JUnit 5 단위 테스트 결과서(커버리지 85% 이상)를 함께 납품한다.</w:t>
+      </w:r>
+    </w:p>
+    <w:p>
       <w:pPr>
-        <w:spacing w:before="160" w:after="80"/>
+        <w:jc w:val="right"/>
       </w:pPr>
       <w:r>
         <w:rPr>
-          <w:rFonts w:ascii="Malgun Gothic" w:hAnsi="Malgun Gothic"/>
+          <w:rFonts w:ascii="맑은 고딕" w:hAnsi="맑은 고딕" w:eastAsia="맑은 고딕"/>
           <w:b/>
-          <w:color w:val="2563EB"/>
-          <w:sz w:val="26"/>
+          <w:color w:val="0F172A"/>
+          <w:sz w:val="21"/>
         </w:rPr>
-        <w:t>2. 세부 개발 과업 명세 및 수용 기준</w:t>
+        <w:t>확정 및 서명일자: 2026년 05월 15일</w:t>
       </w:r>
     </w:p>
     <w:tbl>
       <w:tblPr>
+        <w:tblStyle w:val="TableGrid"/>
         <w:tblW w:type="auto" w:w="0"/>
         <w:jc w:val="center"/>
-        <w:tblLayout w:type="autofit"/>
         <w:tblLook w:firstColumn="1" w:firstRow="1" w:lastColumn="0" w:lastRow="0" w:noHBand="0" w:noVBand="1" w:val="04A0"/>
       </w:tblPr>
       <w:tblGrid>
-        <w:gridCol w:w="1872"/>
-        <w:gridCol w:w="1872"/>
-        <w:gridCol w:w="1872"/>
-        <w:gridCol w:w="1872"/>
-        <w:gridCol w:w="1872"/>
+        <w:gridCol w:w="2448"/>
+        <w:gridCol w:w="2448"/>
+        <w:gridCol w:w="2448"/>
+        <w:gridCol w:w="2448"/>
       </w:tblGrid>
       <w:tr>
         <w:tc>
           <w:tcPr>
-            <w:tcW w:type="dxa" w:w="1872"/>
+            <w:tcW w:type="dxa" w:w="2448"/>
+            <w:shd w:fill="1B365D"/>
             <w:tcMar>
-              <w:top w:w="100" w:type="dxa"/>
-              <w:bottom w:w="100" w:type="dxa"/>
-              <w:left w:w="130" w:type="dxa"/>
-              <w:right w:w="130" w:type="dxa"/>
+              <w:top w:w="110" w:type="dxa"/>
+              <w:bottom w:w="110" w:type="dxa"/>
+              <w:left w:w="140" w:type="dxa"/>
+              <w:right w:w="140" w:type="dxa"/>
             </w:tcMar>
-            <w:shd w:fill="1E293B"/>
           </w:tcPr>
           <w:p>
+            <w:pPr>
+              <w:jc w:val="center"/>
+            </w:pPr>
+            <w:r/>
             <w:r>
               <w:rPr>
-                <w:rFonts w:ascii="Malgun Gothic" w:hAnsi="Malgun Gothic"/>
+                <w:rFonts w:ascii="맑은 고딕" w:hAnsi="맑은 고딕" w:eastAsia="맑은 고딕"/>
                 <w:b/>
                 <w:color w:val="FFFFFF"/>
-                <w:sz w:val="18"/>
+                <w:sz w:val="19"/>
               </w:rPr>
-              <w:t>모듈 번호</w:t>
+              <w:t>구분</w:t>
             </w:r>
           </w:p>
         </w:tc>
         <w:tc>
           <w:tcPr>
-            <w:tcW w:type="dxa" w:w="1872"/>
+            <w:tcW w:type="dxa" w:w="2448"/>
+            <w:shd w:fill="1B365D"/>
             <w:tcMar>
-              <w:top w:w="100" w:type="dxa"/>
-              <w:bottom w:w="100" w:type="dxa"/>
-              <w:left w:w="130" w:type="dxa"/>
-              <w:right w:w="130" w:type="dxa"/>
+              <w:top w:w="110" w:type="dxa"/>
+              <w:bottom w:w="110" w:type="dxa"/>
+              <w:left w:w="140" w:type="dxa"/>
+              <w:right w:w="140" w:type="dxa"/>
             </w:tcMar>
-            <w:shd w:fill="1E293B"/>
           </w:tcPr>
           <w:p>
+            <w:pPr>
+              <w:jc w:val="center"/>
+            </w:pPr>
+            <w:r/>
             <w:r>
               <w:rPr>
-                <w:rFonts w:ascii="Malgun Gothic" w:hAnsi="Malgun Gothic"/>
+                <w:rFonts w:ascii="맑은 고딕" w:hAnsi="맑은 고딕" w:eastAsia="맑은 고딕"/>
                 <w:b/>
                 <w:color w:val="FFFFFF"/>
-                <w:sz w:val="18"/>
+                <w:sz w:val="19"/>
               </w:rPr>
-              <w:t>개발 대상 화면 / API</w:t>
+              <w:t>소속 기관 및 부서</w:t>
             </w:r>
           </w:p>
         </w:tc>
         <w:tc>
           <w:tcPr>
-            <w:tcW w:type="dxa" w:w="1872"/>
+            <w:tcW w:type="dxa" w:w="2448"/>
+            <w:shd w:fill="1B365D"/>
             <w:tcMar>
-              <w:top w:w="100" w:type="dxa"/>
-              <w:bottom w:w="100" w:type="dxa"/>
-              <w:left w:w="130" w:type="dxa"/>
-              <w:right w:w="130" w:type="dxa"/>
+              <w:top w:w="110" w:type="dxa"/>
+              <w:bottom w:w="110" w:type="dxa"/>
+              <w:left w:w="140" w:type="dxa"/>
+              <w:right w:w="140" w:type="dxa"/>
             </w:tcMar>
-            <w:shd w:fill="1E293B"/>
           </w:tcPr>
           <w:p>
+            <w:pPr>
+              <w:jc w:val="center"/>
+            </w:pPr>
+            <w:r/>
             <w:r>
               <w:rPr>
-                <w:rFonts w:ascii="Malgun Gothic" w:hAnsi="Malgun Gothic"/>
+                <w:rFonts w:ascii="맑은 고딕" w:hAnsi="맑은 고딕" w:eastAsia="맑은 고딕"/>
                 <w:b/>
                 <w:color w:val="FFFFFF"/>
-                <w:sz w:val="18"/>
+                <w:sz w:val="19"/>
               </w:rPr>
-              <w:t>세부 개발 요건</w:t>
+              <w:t>직급 / 성명</w:t>
             </w:r>
           </w:p>
         </w:tc>
         <w:tc>
           <w:tcPr>
-            <w:tcW w:type="dxa" w:w="1872"/>
+            <w:tcW w:type="dxa" w:w="2448"/>
+            <w:shd w:fill="1B365D"/>
             <w:tcMar>
-              <w:top w:w="100" w:type="dxa"/>
-              <w:bottom w:w="100" w:type="dxa"/>
-              <w:left w:w="130" w:type="dxa"/>
-              <w:right w:w="130" w:type="dxa"/>
-            </w:tcMar>
-            <w:shd w:fill="1E293B"/>
-          </w:tcPr>
-          <w:p>
-            <w:r>
-              <w:rPr>
-                <w:rFonts w:ascii="Malgun Gothic" w:hAnsi="Malgun Gothic"/>
-                <w:b/>
-                <w:color w:val="FFFFFF"/>
-                <w:sz w:val="18"/>
-              </w:rPr>
-              <w:t>수용 기준 (Acceptance Criteria)</w:t>
-            </w:r>
-          </w:p>
-        </w:tc>
-        <w:tc>
-          <w:tcPr>
-            <w:tcW w:type="dxa" w:w="1872"/>
-            <w:tcMar>
-              <w:top w:w="100" w:type="dxa"/>
-              <w:bottom w:w="100" w:type="dxa"/>
-              <w:left w:w="130" w:type="dxa"/>
-              <w:right w:w="130" w:type="dxa"/>
-            </w:tcMar>
-            <w:shd w:fill="1E293B"/>
-          </w:tcPr>
-          <w:p>
-            <w:r>
-              <w:rPr>
-                <w:rFonts w:ascii="Malgun Gothic" w:hAnsi="Malgun Gothic"/>
-                <w:b/>
-                <w:color w:val="FFFFFF"/>
-                <w:sz w:val="18"/>
-              </w:rPr>
-              <w:t>완료 목표일</w:t>
-            </w:r>
-          </w:p>
-        </w:tc>
-      </w:tr>
-      <w:tr>
-        <w:tc>
-          <w:tcPr>
-            <w:tcW w:type="dxa" w:w="1872"/>
-            <w:tcMar>
-              <w:top w:w="100" w:type="dxa"/>
-              <w:bottom w:w="100" w:type="dxa"/>
-              <w:left w:w="130" w:type="dxa"/>
-              <w:right w:w="130" w:type="dxa"/>
-            </w:tcMar>
-            <w:shd w:fill="F8FAFC"/>
-          </w:tcPr>
-          <w:p>
-            <w:r>
-              <w:rPr>
-                <w:rFonts w:ascii="Malgun Gothic" w:hAnsi="Malgun Gothic"/>
-                <w:color w:val="334155"/>
-                <w:sz w:val="18"/>
-              </w:rPr>
-              <w:t>MOD-01</w:t>
-            </w:r>
-          </w:p>
-        </w:tc>
-        <w:tc>
-          <w:tcPr>
-            <w:tcW w:type="dxa" w:w="1872"/>
-            <w:tcMar>
-              <w:top w:w="100" w:type="dxa"/>
-              <w:bottom w:w="100" w:type="dxa"/>
-              <w:left w:w="130" w:type="dxa"/>
-              <w:right w:w="130" w:type="dxa"/>
-            </w:tcMar>
-            <w:shd w:fill="F8FAFC"/>
-          </w:tcPr>
-          <w:p>
-            <w:r>
-              <w:rPr>
-                <w:rFonts w:ascii="Malgun Gothic" w:hAnsi="Malgun Gothic"/>
-                <w:color w:val="334155"/>
-                <w:sz w:val="18"/>
-              </w:rPr>
-              <w:t>회원 SSO 연계 어댑터</w:t>
-            </w:r>
-          </w:p>
-        </w:tc>
-        <w:tc>
-          <w:tcPr>
-            <w:tcW w:type="dxa" w:w="1872"/>
-            <w:tcMar>
-              <w:top w:w="100" w:type="dxa"/>
-              <w:bottom w:w="100" w:type="dxa"/>
-              <w:left w:w="130" w:type="dxa"/>
-              <w:right w:w="130" w:type="dxa"/>
-            </w:tcMar>
-            <w:shd w:fill="F8FAFC"/>
-          </w:tcPr>
-          <w:p>
-            <w:r>
-              <w:rPr>
-                <w:rFonts w:ascii="Malgun Gothic" w:hAnsi="Malgun Gothic"/>
-                <w:color w:val="334155"/>
-                <w:sz w:val="18"/>
-              </w:rPr>
-              <w:t>OAuth2 / SAML 프로토콜 연동</w:t>
-            </w:r>
-          </w:p>
-        </w:tc>
-        <w:tc>
-          <w:tcPr>
-            <w:tcW w:type="dxa" w:w="1872"/>
-            <w:tcMar>
-              <w:top w:w="100" w:type="dxa"/>
-              <w:bottom w:w="100" w:type="dxa"/>
-              <w:left w:w="130" w:type="dxa"/>
-              <w:right w:w="130" w:type="dxa"/>
-            </w:tcMar>
-            <w:shd w:fill="F8FAFC"/>
-          </w:tcPr>
-          <w:p>
-            <w:r>
-              <w:rPr>
-                <w:rFonts w:ascii="Malgun Gothic" w:hAnsi="Malgun Gothic"/>
-                <w:color w:val="334155"/>
-                <w:sz w:val="18"/>
-              </w:rPr>
-              <w:t>유효 토큰 수신 시 200ms 이내 인증 완료</w:t>
-            </w:r>
-          </w:p>
-        </w:tc>
-        <w:tc>
-          <w:tcPr>
-            <w:tcW w:type="dxa" w:w="1872"/>
-            <w:tcMar>
-              <w:top w:w="100" w:type="dxa"/>
-              <w:bottom w:w="100" w:type="dxa"/>
-              <w:left w:w="130" w:type="dxa"/>
-              <w:right w:w="130" w:type="dxa"/>
-            </w:tcMar>
-            <w:shd w:fill="F8FAFC"/>
-          </w:tcPr>
-          <w:p>
-            <w:r>
-              <w:rPr>
-                <w:rFonts w:ascii="Malgun Gothic" w:hAnsi="Malgun Gothic"/>
-                <w:color w:val="334155"/>
-                <w:sz w:val="18"/>
-              </w:rPr>
-              <w:t>202 .  .  .</w:t>
-            </w:r>
-          </w:p>
-        </w:tc>
-      </w:tr>
-      <w:tr>
-        <w:tc>
-          <w:tcPr>
-            <w:tcW w:type="dxa" w:w="1872"/>
-            <w:tcMar>
-              <w:top w:w="100" w:type="dxa"/>
-              <w:bottom w:w="100" w:type="dxa"/>
-              <w:left w:w="130" w:type="dxa"/>
-              <w:right w:w="130" w:type="dxa"/>
-            </w:tcMar>
-            <w:shd w:fill="FFFFFF"/>
-          </w:tcPr>
-          <w:p>
-            <w:r>
-              <w:rPr>
-                <w:rFonts w:ascii="Malgun Gothic" w:hAnsi="Malgun Gothic"/>
-                <w:color w:val="334155"/>
-                <w:sz w:val="18"/>
-              </w:rPr>
-              <w:t>MOD-02</w:t>
-            </w:r>
-          </w:p>
-        </w:tc>
-        <w:tc>
-          <w:tcPr>
-            <w:tcW w:type="dxa" w:w="1872"/>
-            <w:tcMar>
-              <w:top w:w="100" w:type="dxa"/>
-              <w:bottom w:w="100" w:type="dxa"/>
-              <w:left w:w="130" w:type="dxa"/>
-              <w:right w:w="130" w:type="dxa"/>
-            </w:tcMar>
-            <w:shd w:fill="FFFFFF"/>
-          </w:tcPr>
-          <w:p>
-            <w:r>
-              <w:rPr>
-                <w:rFonts w:ascii="Malgun Gothic" w:hAnsi="Malgun Gothic"/>
-                <w:color w:val="334155"/>
-                <w:sz w:val="18"/>
-              </w:rPr>
-              <w:t>국세청 세금계산서 API</w:t>
-            </w:r>
-          </w:p>
-        </w:tc>
-        <w:tc>
-          <w:tcPr>
-            <w:tcW w:type="dxa" w:w="1872"/>
-            <w:tcMar>
-              <w:top w:w="100" w:type="dxa"/>
-              <w:bottom w:w="100" w:type="dxa"/>
-              <w:left w:w="130" w:type="dxa"/>
-              <w:right w:w="130" w:type="dxa"/>
-            </w:tcMar>
-            <w:shd w:fill="FFFFFF"/>
-          </w:tcPr>
-          <w:p>
-            <w:r>
-              <w:rPr>
-                <w:rFonts w:ascii="Malgun Gothic" w:hAnsi="Malgun Gothic"/>
-                <w:color w:val="334155"/>
-                <w:sz w:val="18"/>
-              </w:rPr>
-              <w:t>전문 송수신 및 필드 암호화</w:t>
-            </w:r>
-          </w:p>
-        </w:tc>
-        <w:tc>
-          <w:tcPr>
-            <w:tcW w:type="dxa" w:w="1872"/>
-            <w:tcMar>
-              <w:top w:w="100" w:type="dxa"/>
-              <w:bottom w:w="100" w:type="dxa"/>
-              <w:left w:w="130" w:type="dxa"/>
-              <w:right w:w="130" w:type="dxa"/>
-            </w:tcMar>
-            <w:shd w:fill="FFFFFF"/>
-          </w:tcPr>
-          <w:p>
-            <w:r>
-              <w:rPr>
-                <w:rFonts w:ascii="Malgun Gothic" w:hAnsi="Malgun Gothic"/>
-                <w:color w:val="334155"/>
-                <w:sz w:val="18"/>
-              </w:rPr>
-              <w:t>모의 테스트 전문 100건 에러 없이 송수신 성공</w:t>
-            </w:r>
-          </w:p>
-        </w:tc>
-        <w:tc>
-          <w:tcPr>
-            <w:tcW w:type="dxa" w:w="1872"/>
-            <w:tcMar>
-              <w:top w:w="100" w:type="dxa"/>
-              <w:bottom w:w="100" w:type="dxa"/>
-              <w:left w:w="130" w:type="dxa"/>
-              <w:right w:w="130" w:type="dxa"/>
-            </w:tcMar>
-            <w:shd w:fill="FFFFFF"/>
-          </w:tcPr>
-          <w:p>
-            <w:r>
-              <w:rPr>
-                <w:rFonts w:ascii="Malgun Gothic" w:hAnsi="Malgun Gothic"/>
-                <w:color w:val="334155"/>
-                <w:sz w:val="18"/>
-              </w:rPr>
-              <w:t>202 .  .  .</w:t>
-            </w:r>
-          </w:p>
-        </w:tc>
-      </w:tr>
-      <w:tr>
-        <w:tc>
-          <w:tcPr>
-            <w:tcW w:type="dxa" w:w="1872"/>
-            <w:tcMar>
-              <w:top w:w="100" w:type="dxa"/>
-              <w:bottom w:w="100" w:type="dxa"/>
-              <w:left w:w="130" w:type="dxa"/>
-              <w:right w:w="130" w:type="dxa"/>
-            </w:tcMar>
-            <w:shd w:fill="F8FAFC"/>
-          </w:tcPr>
-          <w:p>
-            <w:r>
-              <w:rPr>
-                <w:rFonts w:ascii="Malgun Gothic" w:hAnsi="Malgun Gothic"/>
-                <w:color w:val="334155"/>
-                <w:sz w:val="18"/>
-              </w:rPr>
-              <w:t>MOD-03</w:t>
-            </w:r>
-          </w:p>
-        </w:tc>
-        <w:tc>
-          <w:tcPr>
-            <w:tcW w:type="dxa" w:w="1872"/>
-            <w:tcMar>
-              <w:top w:w="100" w:type="dxa"/>
-              <w:bottom w:w="100" w:type="dxa"/>
-              <w:left w:w="130" w:type="dxa"/>
-              <w:right w:w="130" w:type="dxa"/>
-            </w:tcMar>
-            <w:shd w:fill="F8FAFC"/>
-          </w:tcPr>
-          <w:p>
-            <w:r>
-              <w:rPr>
-                <w:rFonts w:ascii="Malgun Gothic" w:hAnsi="Malgun Gothic"/>
-                <w:color w:val="334155"/>
-                <w:sz w:val="18"/>
-              </w:rPr>
-              <w:t>배치 스케줄러 개발</w:t>
-            </w:r>
-          </w:p>
-        </w:tc>
-        <w:tc>
-          <w:tcPr>
-            <w:tcW w:type="dxa" w:w="1872"/>
-            <w:tcMar>
-              <w:top w:w="100" w:type="dxa"/>
-              <w:bottom w:w="100" w:type="dxa"/>
-              <w:left w:w="130" w:type="dxa"/>
-              <w:right w:w="130" w:type="dxa"/>
-            </w:tcMar>
-            <w:shd w:fill="F8FAFC"/>
-          </w:tcPr>
-          <w:p>
-            <w:r>
-              <w:rPr>
-                <w:rFonts w:ascii="Malgun Gothic" w:hAnsi="Malgun Gothic"/>
-                <w:color w:val="334155"/>
-                <w:sz w:val="18"/>
-              </w:rPr>
-              <w:t>Spring Batch 기반 일일 데이터 동기화</w:t>
-            </w:r>
-          </w:p>
-        </w:tc>
-        <w:tc>
-          <w:tcPr>
-            <w:tcW w:type="dxa" w:w="1872"/>
-            <w:tcMar>
-              <w:top w:w="100" w:type="dxa"/>
-              <w:bottom w:w="100" w:type="dxa"/>
-              <w:left w:w="130" w:type="dxa"/>
-              <w:right w:w="130" w:type="dxa"/>
-            </w:tcMar>
-            <w:shd w:fill="F8FAFC"/>
-          </w:tcPr>
-          <w:p>
-            <w:r>
-              <w:rPr>
-                <w:rFonts w:ascii="Malgun Gothic" w:hAnsi="Malgun Gothic"/>
-                <w:color w:val="334155"/>
-                <w:sz w:val="18"/>
-              </w:rPr>
-              <w:t>10만건 데이터 5분 이내 처리 및 로그 기록</w:t>
-            </w:r>
-          </w:p>
-        </w:tc>
-        <w:tc>
-          <w:tcPr>
-            <w:tcW w:type="dxa" w:w="1872"/>
-            <w:tcMar>
-              <w:top w:w="100" w:type="dxa"/>
-              <w:bottom w:w="100" w:type="dxa"/>
-              <w:left w:w="130" w:type="dxa"/>
-              <w:right w:w="130" w:type="dxa"/>
-            </w:tcMar>
-            <w:shd w:fill="F8FAFC"/>
-          </w:tcPr>
-          <w:p>
-            <w:r>
-              <w:rPr>
-                <w:rFonts w:ascii="Malgun Gothic" w:hAnsi="Malgun Gothic"/>
-                <w:color w:val="334155"/>
-                <w:sz w:val="18"/>
-              </w:rPr>
-              <w:t>202 .  .  .</w:t>
-            </w:r>
-          </w:p>
-        </w:tc>
-      </w:tr>
-    </w:tbl>
-    <w:p/>
-    <w:p>
-      <w:pPr>
-        <w:spacing w:before="160" w:after="80"/>
-      </w:pPr>
-      <w:r>
-        <w:rPr>
-          <w:rFonts w:ascii="Malgun Gothic" w:hAnsi="Malgun Gothic"/>
-          <w:b/>
-          <w:color w:val="2563EB"/>
-          <w:sz w:val="26"/>
-        </w:rPr>
-        <w:t>3. 코딩 표준 및 품질 준수 요건</w:t>
-      </w:r>
-    </w:p>
-    <w:p>
-      <w:pPr>
-        <w:spacing w:line="312" w:lineRule="auto" w:after="60"/>
-      </w:pPr>
-      <w:r>
-        <w:rPr>
-          <w:rFonts w:ascii="Malgun Gothic" w:hAnsi="Malgun Gothic"/>
-          <w:color w:val="334155"/>
-          <w:sz w:val="20"/>
-        </w:rPr>
-        <w:t>1. Lombok 사용 의무화: 보일러플레이트 코드 제거 및 DTO/Entity 표준 준수.</w:t>
-      </w:r>
-    </w:p>
-    <w:p>
-      <w:pPr>
-        <w:spacing w:line="312" w:lineRule="auto" w:after="60"/>
-      </w:pPr>
-      <w:r>
-        <w:rPr>
-          <w:rFonts w:ascii="Malgun Gothic" w:hAnsi="Malgun Gothic"/>
-          <w:color w:val="334155"/>
-          <w:sz w:val="20"/>
-        </w:rPr>
-        <w:t>2. Canonical URL 표준: 모든 API 엔드포인트는 /api/v1/... 규격 준수.</w:t>
-      </w:r>
-    </w:p>
-    <w:p>
-      <w:pPr>
-        <w:spacing w:line="312" w:lineRule="auto" w:after="60"/>
-      </w:pPr>
-      <w:r>
-        <w:rPr>
-          <w:rFonts w:ascii="Malgun Gothic" w:hAnsi="Malgun Gothic"/>
-          <w:color w:val="334155"/>
-          <w:sz w:val="20"/>
-        </w:rPr>
-        <w:t>3. 단위 테스트 작성: 핵심 비즈니스 로직에 대해 JUnit 테스트 커버리지 80% 이상 필수 제출.</w:t>
-      </w:r>
-    </w:p>
-    <w:p>
-      <w:pPr>
-        <w:jc w:val="center"/>
-      </w:pPr>
-      <w:r>
-        <w:rPr>
-          <w:rFonts w:ascii="Malgun Gothic" w:hAnsi="Malgun Gothic"/>
-          <w:b/>
-          <w:sz w:val="21"/>
-        </w:rPr>
-        <w:t>합의 및 확인일자: 202  년     월     일</w:t>
-      </w:r>
-    </w:p>
-    <w:p/>
-    <w:tbl>
-      <w:tblPr>
-        <w:tblW w:type="auto" w:w="0"/>
-        <w:jc w:val="center"/>
-        <w:tblLook w:firstColumn="1" w:firstRow="1" w:lastColumn="0" w:lastRow="0" w:noHBand="0" w:noVBand="1" w:val="04A0"/>
-      </w:tblPr>
-      <w:tblGrid>
-        <w:gridCol w:w="3120"/>
-        <w:gridCol w:w="3120"/>
-        <w:gridCol w:w="3120"/>
-      </w:tblGrid>
-      <w:tr>
-        <w:tc>
-          <w:tcPr>
-            <w:tcW w:type="dxa" w:w="3120"/>
-            <w:shd w:fill="334155"/>
-            <w:tcMar>
-              <w:top w:w="90" w:type="dxa"/>
-              <w:bottom w:w="90" w:type="dxa"/>
-              <w:left w:w="110" w:type="dxa"/>
-              <w:right w:w="110" w:type="dxa"/>
+              <w:top w:w="110" w:type="dxa"/>
+              <w:bottom w:w="110" w:type="dxa"/>
+              <w:left w:w="140" w:type="dxa"/>
+              <w:right w:w="140" w:type="dxa"/>
             </w:tcMar>
           </w:tcPr>
           <w:p>
+            <w:pPr>
+              <w:jc w:val="center"/>
+            </w:pPr>
+            <w:r/>
             <w:r>
               <w:rPr>
-                <w:rFonts w:ascii="Malgun Gothic" w:hAnsi="Malgun Gothic"/>
-                <w:b/>
-                <w:color w:val="FFFFFF"/>
-                <w:sz w:val="19"/>
-              </w:rPr>
-              <w:t>구 분</w:t>
-            </w:r>
-          </w:p>
-        </w:tc>
-        <w:tc>
-          <w:tcPr>
-            <w:tcW w:type="dxa" w:w="3120"/>
-            <w:shd w:fill="334155"/>
-            <w:tcMar>
-              <w:top w:w="90" w:type="dxa"/>
-              <w:bottom w:w="90" w:type="dxa"/>
-              <w:left w:w="110" w:type="dxa"/>
-              <w:right w:w="110" w:type="dxa"/>
-            </w:tcMar>
-          </w:tcPr>
-          <w:p>
-            <w:r>
-              <w:rPr>
-                <w:rFonts w:ascii="Malgun Gothic" w:hAnsi="Malgun Gothic"/>
-                <w:b/>
-                <w:color w:val="FFFFFF"/>
-                <w:sz w:val="19"/>
-              </w:rPr>
-              <w:t>소속 / 직급 / 성명</w:t>
-            </w:r>
-          </w:p>
-        </w:tc>
-        <w:tc>
-          <w:tcPr>
-            <w:tcW w:type="dxa" w:w="3120"/>
-            <w:shd w:fill="334155"/>
-            <w:tcMar>
-              <w:top w:w="90" w:type="dxa"/>
-              <w:bottom w:w="90" w:type="dxa"/>
-              <w:left w:w="110" w:type="dxa"/>
-              <w:right w:w="110" w:type="dxa"/>
-            </w:tcMar>
-          </w:tcPr>
-          <w:p>
-            <w:r>
-              <w:rPr>
-                <w:rFonts w:ascii="Malgun Gothic" w:hAnsi="Malgun Gothic"/>
+                <w:rFonts w:ascii="맑은 고딕" w:hAnsi="맑은 고딕" w:eastAsia="맑은 고딕"/>
                 <w:b/>
                 <w:color w:val="FFFFFF"/>
                 <w:sz w:val="19"/>
@@ -970,61 +1129,97 @@
       <w:tr>
         <w:tc>
           <w:tcPr>
-            <w:tcW w:type="dxa" w:w="3120"/>
+            <w:tcW w:type="dxa" w:w="2448"/>
+            <w:shd w:fill="FFFFFF"/>
             <w:tcMar>
-              <w:top w:w="100" w:type="dxa"/>
-              <w:bottom w:w="100" w:type="dxa"/>
-              <w:left w:w="110" w:type="dxa"/>
-              <w:right w:w="110" w:type="dxa"/>
+              <w:top w:w="90" w:type="dxa"/>
+              <w:bottom w:w="90" w:type="dxa"/>
+              <w:left w:w="140" w:type="dxa"/>
+              <w:right w:w="140" w:type="dxa"/>
             </w:tcMar>
           </w:tcPr>
           <w:p>
+            <w:r/>
             <w:r>
               <w:rPr>
-                <w:rFonts w:ascii="Malgun Gothic" w:hAnsi="Malgun Gothic"/>
-                <w:sz w:val="18"/>
+                <w:rFonts w:ascii="맑은 고딕" w:hAnsi="맑은 고딕" w:eastAsia="맑은 고딕"/>
+                <w:b w:val="0"/>
+                <w:color w:val="1E293B"/>
+                <w:sz w:val="19"/>
               </w:rPr>
-              <w:t>원청 승인관</w:t>
+              <w:t>원청 기술총괄 (승인)</w:t>
             </w:r>
           </w:p>
         </w:tc>
         <w:tc>
           <w:tcPr>
-            <w:tcW w:type="dxa" w:w="3120"/>
+            <w:tcW w:type="dxa" w:w="2448"/>
+            <w:shd w:fill="FFFFFF"/>
             <w:tcMar>
-              <w:top w:w="100" w:type="dxa"/>
-              <w:bottom w:w="100" w:type="dxa"/>
-              <w:left w:w="110" w:type="dxa"/>
-              <w:right w:w="110" w:type="dxa"/>
+              <w:top w:w="90" w:type="dxa"/>
+              <w:bottom w:w="90" w:type="dxa"/>
+              <w:left w:w="140" w:type="dxa"/>
+              <w:right w:w="140" w:type="dxa"/>
             </w:tcMar>
           </w:tcPr>
           <w:p>
+            <w:r/>
             <w:r>
               <w:rPr>
-                <w:rFonts w:ascii="Malgun Gothic" w:hAnsi="Malgun Gothic"/>
-                <w:sz w:val="18"/>
+                <w:rFonts w:ascii="맑은 고딕" w:hAnsi="맑은 고딕" w:eastAsia="맑은 고딕"/>
+                <w:b w:val="0"/>
+                <w:color w:val="1E293B"/>
+                <w:sz w:val="19"/>
               </w:rPr>
-              <w:t>주식회사 엠파시 테크리드 [           ]</w:t>
+              <w:t>주식회사 엠파시 AI아키텍처실</w:t>
             </w:r>
           </w:p>
         </w:tc>
         <w:tc>
           <w:tcPr>
-            <w:tcW w:type="dxa" w:w="3120"/>
+            <w:tcW w:type="dxa" w:w="2448"/>
+            <w:shd w:fill="FFFFFF"/>
             <w:tcMar>
-              <w:top w:w="100" w:type="dxa"/>
-              <w:bottom w:w="100" w:type="dxa"/>
-              <w:left w:w="110" w:type="dxa"/>
-              <w:right w:w="110" w:type="dxa"/>
+              <w:top w:w="90" w:type="dxa"/>
+              <w:bottom w:w="90" w:type="dxa"/>
+              <w:left w:w="140" w:type="dxa"/>
+              <w:right w:w="140" w:type="dxa"/>
             </w:tcMar>
           </w:tcPr>
           <w:p>
+            <w:r/>
             <w:r>
               <w:rPr>
-                <w:rFonts w:ascii="Malgun Gothic" w:hAnsi="Malgun Gothic"/>
-                <w:sz w:val="18"/>
+                <w:rFonts w:ascii="맑은 고딕" w:hAnsi="맑은 고딕" w:eastAsia="맑은 고딕"/>
+                <w:b w:val="0"/>
+                <w:color w:val="1E293B"/>
+                <w:sz w:val="19"/>
               </w:rPr>
-              <w:t>(서명 또는 인)</w:t>
+              <w:t>수석 강 동 현</w:t>
+            </w:r>
+          </w:p>
+        </w:tc>
+        <w:tc>
+          <w:tcPr>
+            <w:tcW w:type="dxa" w:w="2448"/>
+            <w:shd w:fill="FFFFFF"/>
+            <w:tcMar>
+              <w:top w:w="90" w:type="dxa"/>
+              <w:bottom w:w="90" w:type="dxa"/>
+              <w:left w:w="140" w:type="dxa"/>
+              <w:right w:w="140" w:type="dxa"/>
+            </w:tcMar>
+          </w:tcPr>
+          <w:p>
+            <w:r/>
+            <w:r>
+              <w:rPr>
+                <w:rFonts w:ascii="맑은 고딕" w:hAnsi="맑은 고딕" w:eastAsia="맑은 고딕"/>
+                <w:b w:val="0"/>
+                <w:color w:val="1E293B"/>
+                <w:sz w:val="19"/>
+              </w:rPr>
+              <w:t>(승인 완료)</w:t>
             </w:r>
           </w:p>
         </w:tc>
@@ -1032,61 +1227,97 @@
       <w:tr>
         <w:tc>
           <w:tcPr>
-            <w:tcW w:type="dxa" w:w="3120"/>
+            <w:tcW w:type="dxa" w:w="2448"/>
+            <w:shd w:fill="F8FAFC"/>
             <w:tcMar>
-              <w:top w:w="100" w:type="dxa"/>
-              <w:bottom w:w="100" w:type="dxa"/>
-              <w:left w:w="110" w:type="dxa"/>
-              <w:right w:w="110" w:type="dxa"/>
+              <w:top w:w="90" w:type="dxa"/>
+              <w:bottom w:w="90" w:type="dxa"/>
+              <w:left w:w="140" w:type="dxa"/>
+              <w:right w:w="140" w:type="dxa"/>
             </w:tcMar>
           </w:tcPr>
           <w:p>
+            <w:r/>
             <w:r>
               <w:rPr>
-                <w:rFonts w:ascii="Malgun Gothic" w:hAnsi="Malgun Gothic"/>
-                <w:sz w:val="18"/>
+                <w:rFonts w:ascii="맑은 고딕" w:hAnsi="맑은 고딕" w:eastAsia="맑은 고딕"/>
+                <w:b w:val="0"/>
+                <w:color w:val="1E293B"/>
+                <w:sz w:val="19"/>
               </w:rPr>
-              <w:t>외주 수행책임자</w:t>
+              <w:t>하수급 수행책임자</w:t>
             </w:r>
           </w:p>
         </w:tc>
         <w:tc>
           <w:tcPr>
-            <w:tcW w:type="dxa" w:w="3120"/>
+            <w:tcW w:type="dxa" w:w="2448"/>
+            <w:shd w:fill="F8FAFC"/>
             <w:tcMar>
-              <w:top w:w="100" w:type="dxa"/>
-              <w:bottom w:w="100" w:type="dxa"/>
-              <w:left w:w="110" w:type="dxa"/>
-              <w:right w:w="110" w:type="dxa"/>
+              <w:top w:w="90" w:type="dxa"/>
+              <w:bottom w:w="90" w:type="dxa"/>
+              <w:left w:w="140" w:type="dxa"/>
+              <w:right w:w="140" w:type="dxa"/>
             </w:tcMar>
           </w:tcPr>
           <w:p>
+            <w:r/>
             <w:r>
               <w:rPr>
-                <w:rFonts w:ascii="Malgun Gothic" w:hAnsi="Malgun Gothic"/>
-                <w:sz w:val="18"/>
+                <w:rFonts w:ascii="맑은 고딕" w:hAnsi="맑은 고딕" w:eastAsia="맑은 고딕"/>
+                <w:b w:val="0"/>
+                <w:color w:val="1E293B"/>
+                <w:sz w:val="19"/>
               </w:rPr>
-              <w:t>[수행사/수탁자] 성명: [           ]</w:t>
+              <w:t>주식회사 데이터브릿지 기간계연계팀</w:t>
             </w:r>
           </w:p>
         </w:tc>
         <w:tc>
           <w:tcPr>
-            <w:tcW w:type="dxa" w:w="3120"/>
+            <w:tcW w:type="dxa" w:w="2448"/>
+            <w:shd w:fill="F8FAFC"/>
             <w:tcMar>
-              <w:top w:w="100" w:type="dxa"/>
-              <w:bottom w:w="100" w:type="dxa"/>
-              <w:left w:w="110" w:type="dxa"/>
-              <w:right w:w="110" w:type="dxa"/>
+              <w:top w:w="90" w:type="dxa"/>
+              <w:bottom w:w="90" w:type="dxa"/>
+              <w:left w:w="140" w:type="dxa"/>
+              <w:right w:w="140" w:type="dxa"/>
             </w:tcMar>
           </w:tcPr>
           <w:p>
+            <w:r/>
             <w:r>
               <w:rPr>
-                <w:rFonts w:ascii="Malgun Gothic" w:hAnsi="Malgun Gothic"/>
-                <w:sz w:val="18"/>
+                <w:rFonts w:ascii="맑은 고딕" w:hAnsi="맑은 고딕" w:eastAsia="맑은 고딕"/>
+                <w:b w:val="0"/>
+                <w:color w:val="1E293B"/>
+                <w:sz w:val="19"/>
               </w:rPr>
-              <w:t>(서명 또는 인)</w:t>
+              <w:t>차장 오 정 훈</w:t>
+            </w:r>
+          </w:p>
+        </w:tc>
+        <w:tc>
+          <w:tcPr>
+            <w:tcW w:type="dxa" w:w="2448"/>
+            <w:shd w:fill="F8FAFC"/>
+            <w:tcMar>
+              <w:top w:w="90" w:type="dxa"/>
+              <w:bottom w:w="90" w:type="dxa"/>
+              <w:left w:w="140" w:type="dxa"/>
+              <w:right w:w="140" w:type="dxa"/>
+            </w:tcMar>
+          </w:tcPr>
+          <w:p>
+            <w:r/>
+            <w:r>
+              <w:rPr>
+                <w:rFonts w:ascii="맑은 고딕" w:hAnsi="맑은 고딕" w:eastAsia="맑은 고딕"/>
+                <w:b w:val="0"/>
+                <w:color w:val="1E293B"/>
+                <w:sz w:val="19"/>
+              </w:rPr>
+              <w:t>(수락 서명)</w:t>
             </w:r>
           </w:p>
         </w:tc>
@@ -1095,7 +1326,7 @@
     <w:p/>
     <w:sectPr>
       <w:pgSz w:w="12240" w:h="15840"/>
-      <w:pgMar w:top="1440" w:right="1440" w:bottom="1440" w:left="1440" w:header="720" w:footer="720" w:gutter="0"/>
+      <w:pgMar w:top="1152" w:right="1224" w:bottom="1152" w:left="1224" w:header="720" w:footer="720" w:gutter="0"/>
       <w:cols w:space="720"/>
       <w:docGrid w:linePitch="360"/>
     </w:sectPr>

--- a/templates/office/Subcontract_외주_과업내용서_SOW.docx
+++ b/templates/office/Subcontract_외주_과업내용서_SOW.docx
@@ -10,7 +10,7 @@
           <w:color w:val="2563EB"/>
           <w:sz w:val="17"/>
         </w:rPr>
-        <w:t>[엠파시 엔터프라이즈 표준 사업관리 서식] 문서번호: EMP-DOC-S4 | 사업명: 한빛글로벌 SyncGuard AI 시스템 구축</w:t>
+        <w:t>[엠파시 엔터프라이즈 표준 사업관리 서식] 문서번호: EMP-DOC-S4 | 사업명: 한빛글로벌 SyncFlow AI 시스템 구축</w:t>
       </w:r>
     </w:p>
     <w:p>
@@ -32,7 +32,7 @@
           <w:color w:val="475569"/>
           <w:sz w:val="21"/>
         </w:rPr>
-        <w:t>한빛글로벌 기간계(ProductLab·MarketingHub·HB-SSO) 연계 어댑터 및 일배치 동기화 모듈 상세 SOW</w:t>
+        <w:t>한빛글로벌 기간계(PLM-Nexus·SRM-Portal·HB-SSO) 연계 어댑터 및 일배치 동기화 모듈 상세 SOW</w:t>
       </w:r>
     </w:p>
     <w:tbl>
@@ -197,7 +197,7 @@
                 <w:color w:val="1E293B"/>
                 <w:sz w:val="19"/>
               </w:rPr>
-              <w:t>SyncGuard AI — 엔터프라이즈 AI 콘텐츠·규제 심의 자동화 시스템 구축 사업</w:t>
+              <w:t>SyncFlow AI — 엔터프라이즈 AI 콘텐츠·규제 검증 자동화 시스템 구축 사업</w:t>
             </w:r>
           </w:p>
         </w:tc>
@@ -535,7 +535,7 @@
                 <w:color w:val="1E293B"/>
                 <w:sz w:val="19"/>
               </w:rPr>
-              <w:t>OAuth 2.0 / OIDC 기반 Authorization Code 플로우, JWT 발급 및 부서·직급 클레임 매핑</w:t>
+              <w:t>OAuth 2.0 / OIDC 기반 Authorization Code 플로우, JWT 발급 및 부서·직급 규격·계약 매핑</w:t>
             </w:r>
           </w:p>
         </w:tc>
@@ -633,7 +633,7 @@
                 <w:color w:val="1E293B"/>
                 <w:sz w:val="19"/>
               </w:rPr>
-              <w:t>MarketingHub 심의 요청 수신 API</w:t>
+              <w:t>SRM-Portal 검증 요청 수신 API</w:t>
             </w:r>
           </w:p>
         </w:tc>
@@ -657,7 +657,7 @@
                 <w:color w:val="1E293B"/>
                 <w:sz w:val="19"/>
               </w:rPr>
-              <w:t>REST POST /api/v1/ext/claims/submit, 멀티파트 첨부파일 S3 업로드 및 접수번호 반환</w:t>
+              <w:t>REST POST /api/v1/ext/Spec/submit, 멀티파트 첨부파일 S3 업로드 및 접수번호 반환</w:t>
             </w:r>
           </w:p>
         </w:tc>
@@ -755,7 +755,7 @@
                 <w:color w:val="1E293B"/>
                 <w:sz w:val="19"/>
               </w:rPr>
-              <w:t>MarketingHub 심의 결과 Webhook 콜백</w:t>
+              <w:t>SRM-Portal 검증 결과 Webhook 콜백</w:t>
             </w:r>
           </w:p>
         </w:tc>
@@ -779,7 +779,7 @@
                 <w:color w:val="1E293B"/>
                 <w:sz w:val="19"/>
               </w:rPr>
-              <w:t>심의 완료 시 판정 코드(PASS/WARN/FAIL) 및 PDF 리포트 URL 전송 (지수 백오프 3회 재시도)</w:t>
+              <w:t>검증 완료 시 판정 코드(PASS/WARN/FAIL) 및 PDF 리포트 URL 전송 (지수 백오프 3회 재시도)</w:t>
             </w:r>
           </w:p>
         </w:tc>
@@ -877,7 +877,7 @@
                 <w:color w:val="1E293B"/>
                 <w:sz w:val="19"/>
               </w:rPr>
-              <w:t>ProductLab 전성분 마스터 일배치 동기화</w:t>
+              <w:t>PLM-Nexus 자재BOM 마스터 일배치 동기화</w:t>
             </w:r>
           </w:p>
         </w:tc>
